--- a/Malware Detection System Strategy Report.docx
+++ b/Malware Detection System Strategy Report.docx
@@ -4,6 +4,7 @@
   <w:body>
     <w:p>
       <w:pPr>
+        <w:spacing w:line="480" w:lineRule="auto"/>
         <w:rPr>
           <w:b/>
           <w:bCs/>
@@ -18,12 +19,25 @@
       </w:r>
     </w:p>
     <w:p>
-      <w:r>
-        <w:t>The development of this malware detection system was guided by a "security-first" philosophy, prioritizing the identification of all potential threats over minimizing false alarms. This strategy ensures a high level of protection for critical infrastructure and user data by significantly reducing the risk of a malicious application bypassing detection.</w:t>
+      <w:pPr>
+        <w:spacing w:line="480" w:lineRule="auto"/>
+        <w:ind w:firstLine="720"/>
+      </w:pPr>
+      <w:r>
+        <w:t xml:space="preserve">The development of this malware detection system was guided by a "security-first" philosophy, prioritizing the identification of all potential threats over minimizing false alarms. This strategy ensures a high level of protection for critical infrastructure and user data by significantly reducing the risk of a malicious application </w:t>
+      </w:r>
+      <w:proofErr w:type="gramStart"/>
+      <w:r>
+        <w:t>bypassing</w:t>
+      </w:r>
+      <w:proofErr w:type="gramEnd"/>
+      <w:r>
+        <w:t xml:space="preserve"> detection.</w:t>
       </w:r>
     </w:p>
     <w:p>
       <w:pPr>
+        <w:spacing w:line="480" w:lineRule="auto"/>
         <w:rPr>
           <w:b/>
           <w:bCs/>
@@ -38,6 +52,10 @@
       </w:r>
     </w:p>
     <w:p>
+      <w:pPr>
+        <w:spacing w:line="480" w:lineRule="auto"/>
+        <w:ind w:firstLine="720"/>
+      </w:pPr>
       <w:r>
         <w:t>To achieve this, I implemented an </w:t>
       </w:r>
@@ -53,6 +71,10 @@
       </w:r>
     </w:p>
     <w:p>
+      <w:pPr>
+        <w:spacing w:line="480" w:lineRule="auto"/>
+        <w:ind w:firstLine="720"/>
+      </w:pPr>
       <w:r>
         <w:t>Within this ensemble, I established a </w:t>
       </w:r>
@@ -89,6 +111,7 @@
     </w:p>
     <w:p>
       <w:pPr>
+        <w:spacing w:line="480" w:lineRule="auto"/>
         <w:rPr>
           <w:b/>
           <w:bCs/>
@@ -103,6 +126,10 @@
       </w:r>
     </w:p>
     <w:p>
+      <w:pPr>
+        <w:spacing w:line="480" w:lineRule="auto"/>
+        <w:ind w:firstLine="720"/>
+      </w:pPr>
       <w:r>
         <w:t>To maintain long-term effectiveness against the rapidly evolving threat landscape, I implemented a comprehensive </w:t>
       </w:r>
@@ -123,12 +150,15 @@
           <w:ilvl w:val="0"/>
           <w:numId w:val="1"/>
         </w:numPr>
+        <w:spacing w:line="480" w:lineRule="auto"/>
+        <w:ind w:firstLine="720"/>
       </w:pPr>
       <w:r>
         <w:rPr>
           <w:b/>
           <w:bCs/>
         </w:rPr>
+        <w:lastRenderedPageBreak/>
         <w:t>Time-Based:</w:t>
       </w:r>
       <w:r>
@@ -151,6 +181,8 @@
           <w:ilvl w:val="0"/>
           <w:numId w:val="1"/>
         </w:numPr>
+        <w:spacing w:line="480" w:lineRule="auto"/>
+        <w:ind w:firstLine="720"/>
       </w:pPr>
       <w:r>
         <w:rPr>
@@ -179,6 +211,8 @@
           <w:ilvl w:val="0"/>
           <w:numId w:val="1"/>
         </w:numPr>
+        <w:spacing w:line="480" w:lineRule="auto"/>
+        <w:ind w:firstLine="720"/>
       </w:pPr>
       <w:r>
         <w:rPr>
@@ -202,6 +236,10 @@
       </w:r>
     </w:p>
     <w:p>
+      <w:pPr>
+        <w:spacing w:line="480" w:lineRule="auto"/>
+        <w:ind w:firstLine="720"/>
+      </w:pPr>
       <w:r>
         <w:t>These multi-layered triggers ensure the system remains resilient and adaptive, providing consistent, high-</w:t>
       </w:r>
@@ -212,7 +250,12 @@
         <w:t xml:space="preserve"> protection in a dynamic security environment.</w:t>
       </w:r>
     </w:p>
-    <w:p/>
+    <w:p>
+      <w:pPr>
+        <w:spacing w:line="480" w:lineRule="auto"/>
+        <w:ind w:firstLine="720"/>
+      </w:pPr>
+    </w:p>
     <w:sectPr>
       <w:headerReference w:type="default" r:id="rId7"/>
       <w:pgSz w:w="12240" w:h="15840"/>
@@ -1055,6 +1098,7 @@
   <w:style w:type="character" w:default="1" w:styleId="DefaultParagraphFont">
     <w:name w:val="Default Paragraph Font"/>
     <w:uiPriority w:val="1"/>
+    <w:semiHidden/>
     <w:unhideWhenUsed/>
   </w:style>
   <w:style w:type="table" w:default="1" w:styleId="TableNormal">
